--- a/docs/preview/Oct15_session1_report.docx
+++ b/docs/preview/Oct15_session1_report.docx
@@ -94,11 +94,11 @@
           <w:b w:val="false"/>
           <w:u w:val="none"/>
           <w:strike w:val="false"/>
-          <w:sz w:val="20"/>
-          <w:szCs w:val="20"/>
-          <w:color w:val="000000"/>
-        </w:rPr>
-        <w:t xml:space="preserve">Intentionally flawed fictional review exercise. Figures are invented for training.</w:t>
+          <w:sz w:val="18"/>
+          <w:szCs w:val="18"/>
+          <w:color w:val="545860"/>
+        </w:rPr>
+        <w:t xml:space="preserve">GreenWaste is a fictional training case. This report contains deliberate flaws for review.</w:t>
       </w:r>
     </w:p>
     <w:p>
@@ -351,33 +351,6 @@
           <w:left w:val="none" w:sz="0" w:space="0" w:color="000000"/>
           <w:right w:val="none" w:sz="0" w:space="0" w:color="000000"/>
         </w:pBdr>
-        <w:spacing w:after="160" w:before="0" w:line="240"/>
-        <w:ind w:left="0" w:right="0" w:firstLine="0" w:firstLineChars="0"/>
-      </w:pPr>
-      <w:r>
-        <w:rPr>
-          <w:rFonts w:ascii="Arial" w:hAnsi="Arial" w:eastAsia="Arial" w:cs="Arial"/>
-          <w:i w:val="false"/>
-          <w:b w:val="false"/>
-          <w:u w:val="none"/>
-          <w:strike w:val="false"/>
-          <w:sz w:val="18"/>
-          <w:szCs w:val="18"/>
-          <w:color w:val="545860"/>
-        </w:rPr>
-        <w:t xml:space="preserve">Fictional GreenWaste case | invented figures</w:t>
-      </w:r>
-    </w:p>
-    <w:p>
-      <w:pPr>
-        <w:pStyle w:val="Normal"/>
-        <w:jc w:val="left"/>
-        <w:pBdr>
-          <w:bottom w:val="none" w:sz="0" w:space="0" w:color="000000"/>
-          <w:top w:val="none" w:sz="0" w:space="0" w:color="000000"/>
-          <w:left w:val="none" w:sz="0" w:space="0" w:color="000000"/>
-          <w:right w:val="none" w:sz="0" w:space="0" w:color="000000"/>
-        </w:pBdr>
         <w:spacing w:after="120" w:before="0" w:line="240"/>
         <w:ind w:left="0" w:right="0" w:firstLine="0" w:firstLineChars="0"/>
       </w:pPr>
@@ -633,33 +606,6 @@
           <w:color w:val="000000"/>
         </w:rPr>
         <w:t xml:space="preserve">GreenWaste results</w:t>
-      </w:r>
-    </w:p>
-    <w:p>
-      <w:pPr>
-        <w:pStyle w:val="Normal"/>
-        <w:jc w:val="left"/>
-        <w:pBdr>
-          <w:bottom w:val="none" w:sz="0" w:space="0" w:color="000000"/>
-          <w:top w:val="none" w:sz="0" w:space="0" w:color="000000"/>
-          <w:left w:val="none" w:sz="0" w:space="0" w:color="000000"/>
-          <w:right w:val="none" w:sz="0" w:space="0" w:color="000000"/>
-        </w:pBdr>
-        <w:spacing w:after="160" w:before="0" w:line="240"/>
-        <w:ind w:left="0" w:right="0" w:firstLine="0" w:firstLineChars="0"/>
-      </w:pPr>
-      <w:r>
-        <w:rPr>
-          <w:rFonts w:ascii="Arial" w:hAnsi="Arial" w:eastAsia="Arial" w:cs="Arial"/>
-          <w:i w:val="false"/>
-          <w:b w:val="false"/>
-          <w:u w:val="none"/>
-          <w:strike w:val="false"/>
-          <w:sz w:val="18"/>
-          <w:szCs w:val="18"/>
-          <w:color w:val="545860"/>
-        </w:rPr>
-        <w:t xml:space="preserve">Fictional GreenWaste case | invented figures</w:t>
       </w:r>
     </w:p>
     <w:p>
@@ -1765,33 +1711,6 @@
           <w:left w:val="none" w:sz="0" w:space="0" w:color="000000"/>
           <w:right w:val="none" w:sz="0" w:space="0" w:color="000000"/>
         </w:pBdr>
-        <w:spacing w:after="160" w:before="0" w:line="240"/>
-        <w:ind w:left="0" w:right="0" w:firstLine="0" w:firstLineChars="0"/>
-      </w:pPr>
-      <w:r>
-        <w:rPr>
-          <w:rFonts w:ascii="Arial" w:hAnsi="Arial" w:eastAsia="Arial" w:cs="Arial"/>
-          <w:i w:val="false"/>
-          <w:b w:val="false"/>
-          <w:u w:val="none"/>
-          <w:strike w:val="false"/>
-          <w:sz w:val="18"/>
-          <w:szCs w:val="18"/>
-          <w:color w:val="545860"/>
-        </w:rPr>
-        <w:t xml:space="preserve">Fictional GreenWaste case | invented figures</w:t>
-      </w:r>
-    </w:p>
-    <w:p>
-      <w:pPr>
-        <w:pStyle w:val="Normal"/>
-        <w:jc w:val="left"/>
-        <w:pBdr>
-          <w:bottom w:val="none" w:sz="0" w:space="0" w:color="000000"/>
-          <w:top w:val="none" w:sz="0" w:space="0" w:color="000000"/>
-          <w:left w:val="none" w:sz="0" w:space="0" w:color="000000"/>
-          <w:right w:val="none" w:sz="0" w:space="0" w:color="000000"/>
-        </w:pBdr>
         <w:spacing w:after="120" w:before="0" w:line="240"/>
         <w:ind w:left="0" w:right="0" w:firstLine="0" w:firstLineChars="0"/>
       </w:pPr>
